--- a/Node_Case/Node_assembly/SAULink9_Pinout.docx
+++ b/Node_Case/Node_assembly/SAULink9_Pinout.docx
@@ -20,12 +20,21 @@
         </w:rPr>
         <w:t xml:space="preserve">1-Wire </w:t>
       </w:r>
-      <w:r>
-        <w:rPr>
-          <w:b/>
-          <w:bCs/>
-        </w:rPr>
-        <w:t>jack socket</w:t>
+      <w:proofErr w:type="spellStart"/>
+      <w:r>
+        <w:rPr>
+          <w:b/>
+          <w:bCs/>
+        </w:rPr>
+        <w:t>jack</w:t>
+      </w:r>
+      <w:proofErr w:type="spellEnd"/>
+      <w:r>
+        <w:rPr>
+          <w:b/>
+          <w:bCs/>
+        </w:rPr>
+        <w:t xml:space="preserve"> socket</w:t>
       </w:r>
     </w:p>
     <w:tbl>
@@ -364,13 +373,31 @@
         </w:rPr>
         <w:t xml:space="preserve">1-Wire </w:t>
       </w:r>
-      <w:r>
-        <w:rPr>
-          <w:b/>
-          <w:bCs/>
-        </w:rPr>
-        <w:t>jack plug</w:t>
-      </w:r>
+      <w:proofErr w:type="spellStart"/>
+      <w:r>
+        <w:rPr>
+          <w:b/>
+          <w:bCs/>
+        </w:rPr>
+        <w:t>jack</w:t>
+      </w:r>
+      <w:proofErr w:type="spellEnd"/>
+      <w:r>
+        <w:rPr>
+          <w:b/>
+          <w:bCs/>
+        </w:rPr>
+        <w:t xml:space="preserve"> </w:t>
+      </w:r>
+      <w:proofErr w:type="spellStart"/>
+      <w:r>
+        <w:rPr>
+          <w:b/>
+          <w:bCs/>
+        </w:rPr>
+        <w:t>plug</w:t>
+      </w:r>
+      <w:proofErr w:type="spellEnd"/>
     </w:p>
     <w:bookmarkEnd w:id="0"/>
     <w:p>
@@ -592,9 +619,11 @@
             <w:tcW w:w="1701" w:type="dxa"/>
           </w:tcPr>
           <w:p>
+            <w:proofErr w:type="spellStart"/>
             <w:r>
               <w:t>shield</w:t>
             </w:r>
+            <w:proofErr w:type="spellEnd"/>
           </w:p>
         </w:tc>
         <w:tc>
@@ -612,9 +641,11 @@
             <w:tcW w:w="3544" w:type="dxa"/>
           </w:tcPr>
           <w:p>
+            <w:proofErr w:type="spellStart"/>
             <w:r>
               <w:t>red</w:t>
             </w:r>
+            <w:proofErr w:type="spellEnd"/>
           </w:p>
         </w:tc>
       </w:tr>
@@ -637,9 +668,11 @@
             <w:tcW w:w="1701" w:type="dxa"/>
           </w:tcPr>
           <w:p>
+            <w:proofErr w:type="spellStart"/>
             <w:r>
               <w:t>black</w:t>
             </w:r>
+            <w:proofErr w:type="spellEnd"/>
           </w:p>
         </w:tc>
         <w:tc>
@@ -657,9 +690,11 @@
             <w:tcW w:w="3544" w:type="dxa"/>
           </w:tcPr>
           <w:p>
+            <w:proofErr w:type="spellStart"/>
             <w:r>
               <w:t>green</w:t>
             </w:r>
+            <w:proofErr w:type="spellEnd"/>
           </w:p>
         </w:tc>
       </w:tr>
@@ -682,9 +717,11 @@
             <w:tcW w:w="1701" w:type="dxa"/>
           </w:tcPr>
           <w:p>
+            <w:proofErr w:type="spellStart"/>
             <w:r>
               <w:t>red</w:t>
             </w:r>
+            <w:proofErr w:type="spellEnd"/>
           </w:p>
         </w:tc>
         <w:tc>
@@ -727,9 +764,11 @@
             <w:tcW w:w="1701" w:type="dxa"/>
           </w:tcPr>
           <w:p>
+            <w:proofErr w:type="spellStart"/>
             <w:r>
               <w:t>white</w:t>
             </w:r>
+            <w:proofErr w:type="spellEnd"/>
           </w:p>
         </w:tc>
         <w:tc>
@@ -747,9 +786,11 @@
             <w:tcW w:w="3544" w:type="dxa"/>
           </w:tcPr>
           <w:p>
+            <w:proofErr w:type="spellStart"/>
             <w:r>
               <w:t>white</w:t>
             </w:r>
+            <w:proofErr w:type="spellEnd"/>
           </w:p>
         </w:tc>
       </w:tr>
@@ -772,9 +813,11 @@
             <w:tcW w:w="1701" w:type="dxa"/>
           </w:tcPr>
           <w:p>
+            <w:proofErr w:type="spellStart"/>
             <w:r>
               <w:t>green</w:t>
             </w:r>
+            <w:proofErr w:type="spellEnd"/>
           </w:p>
         </w:tc>
         <w:tc>
@@ -792,9 +835,11 @@
             <w:tcW w:w="3544" w:type="dxa"/>
           </w:tcPr>
           <w:p>
+            <w:proofErr w:type="spellStart"/>
             <w:r>
               <w:t>black</w:t>
             </w:r>
+            <w:proofErr w:type="spellEnd"/>
           </w:p>
         </w:tc>
       </w:tr>
@@ -1096,6 +1141,14 @@
         </w:rPr>
         <w:t xml:space="preserve"> Repeater</w:t>
       </w:r>
+      <w:r>
+        <w:rPr>
+          <w:b/>
+          <w:bCs/>
+          <w:u w:val="single"/>
+        </w:rPr>
+        <w:t xml:space="preserve"> (Nur für Repeater Mode, NICHT Simplex)</w:t>
+      </w:r>
     </w:p>
     <w:tbl>
       <w:tblPr>
@@ -1116,6 +1169,7 @@
             <w:tcW w:w="675" w:type="dxa"/>
           </w:tcPr>
           <w:p>
+            <w:proofErr w:type="spellStart"/>
             <w:r>
               <w:rPr>
                 <w:b/>
@@ -1123,6 +1177,7 @@
               </w:rPr>
               <w:t>PIn</w:t>
             </w:r>
+            <w:proofErr w:type="spellEnd"/>
           </w:p>
         </w:tc>
         <w:tc>
@@ -1197,9 +1252,11 @@
             <w:tcW w:w="1417" w:type="dxa"/>
           </w:tcPr>
           <w:p>
+            <w:proofErr w:type="spellStart"/>
             <w:r>
               <w:t>red</w:t>
             </w:r>
+            <w:proofErr w:type="spellEnd"/>
           </w:p>
         </w:tc>
         <w:tc>
@@ -1207,9 +1264,11 @@
             <w:tcW w:w="1418" w:type="dxa"/>
           </w:tcPr>
           <w:p>
+            <w:proofErr w:type="spellStart"/>
             <w:r>
               <w:t>red</w:t>
             </w:r>
+            <w:proofErr w:type="spellEnd"/>
           </w:p>
         </w:tc>
       </w:tr>
@@ -1248,9 +1307,11 @@
             <w:tcW w:w="1418" w:type="dxa"/>
           </w:tcPr>
           <w:p>
+            <w:proofErr w:type="spellStart"/>
             <w:r>
               <w:t>green</w:t>
             </w:r>
+            <w:proofErr w:type="spellEnd"/>
           </w:p>
         </w:tc>
       </w:tr>
@@ -1330,9 +1391,11 @@
             <w:tcW w:w="1418" w:type="dxa"/>
           </w:tcPr>
           <w:p>
+            <w:proofErr w:type="spellStart"/>
             <w:r>
               <w:t>white</w:t>
             </w:r>
+            <w:proofErr w:type="spellEnd"/>
           </w:p>
         </w:tc>
       </w:tr>
@@ -1365,9 +1428,11 @@
             <w:tcW w:w="1417" w:type="dxa"/>
           </w:tcPr>
           <w:p>
+            <w:proofErr w:type="spellStart"/>
             <w:r>
               <w:t>black</w:t>
             </w:r>
+            <w:proofErr w:type="spellEnd"/>
           </w:p>
         </w:tc>
         <w:tc>
@@ -1412,6 +1477,7 @@
         <w:rPr>
           <w:b/>
           <w:bCs/>
+          <w:noProof/>
         </w:rPr>
         <w:drawing>
           <wp:inline distT="0" distB="0" distL="0" distR="0" wp14:anchorId="4E1B0566" wp14:editId="091003D9">
@@ -1478,6 +1544,7 @@
         <w:rPr>
           <w:b/>
           <w:bCs/>
+          <w:noProof/>
           <w:sz w:val="28"/>
           <w:szCs w:val="28"/>
         </w:rPr>
@@ -1516,6 +1583,42 @@
             </a:graphic>
           </wp:inline>
         </w:drawing>
+      </w:r>
+      <w:r>
+        <w:rPr>
+          <w:b/>
+          <w:bCs/>
+          <w:sz w:val="28"/>
+          <w:szCs w:val="28"/>
+        </w:rPr>
+        <w:t xml:space="preserve"> </w:t>
+      </w:r>
+      <w:r>
+        <w:rPr>
+          <w:b/>
+          <w:bCs/>
+          <w:sz w:val="20"/>
+          <w:szCs w:val="20"/>
+        </w:rPr>
+        <w:t>schwarz</w:t>
+      </w:r>
+      <w:r>
+        <w:rPr>
+          <w:b/>
+          <w:bCs/>
+          <w:sz w:val="20"/>
+          <w:szCs w:val="20"/>
+        </w:rPr>
+        <w:t xml:space="preserve"> u. lila verlängern</w:t>
+      </w:r>
+      <w:r>
+        <w:rPr>
+          <w:b/>
+          <w:bCs/>
+          <w:sz w:val="20"/>
+          <w:szCs w:val="20"/>
+        </w:rPr>
+        <w:t xml:space="preserve"> auf RX</w:t>
       </w:r>
     </w:p>
     <w:p>
@@ -1679,8 +1782,20 @@
         <w:szCs w:val="28"/>
         <w:u w:val="single"/>
       </w:rPr>
-      <w:t>SAULink9 Pinout</w:t>
+      <w:t xml:space="preserve">SAULink9 </w:t>
     </w:r>
+    <w:proofErr w:type="spellStart"/>
+    <w:r>
+      <w:rPr>
+        <w:b/>
+        <w:bCs/>
+        <w:sz w:val="28"/>
+        <w:szCs w:val="28"/>
+        <w:u w:val="single"/>
+      </w:rPr>
+      <w:t>Pinout</w:t>
+    </w:r>
+    <w:proofErr w:type="spellEnd"/>
   </w:p>
 </w:hdr>
 </file>

--- a/Node_Case/Node_assembly/SAULink9_Pinout.docx
+++ b/Node_Case/Node_assembly/SAULink9_Pinout.docx
@@ -20,21 +20,12 @@
         </w:rPr>
         <w:t xml:space="preserve">1-Wire </w:t>
       </w:r>
-      <w:proofErr w:type="spellStart"/>
-      <w:r>
-        <w:rPr>
-          <w:b/>
-          <w:bCs/>
-        </w:rPr>
-        <w:t>jack</w:t>
-      </w:r>
-      <w:proofErr w:type="spellEnd"/>
-      <w:r>
-        <w:rPr>
-          <w:b/>
-          <w:bCs/>
-        </w:rPr>
-        <w:t xml:space="preserve"> socket</w:t>
+      <w:r>
+        <w:rPr>
+          <w:b/>
+          <w:bCs/>
+        </w:rPr>
+        <w:t>jack socket</w:t>
       </w:r>
     </w:p>
     <w:tbl>
@@ -373,31 +364,13 @@
         </w:rPr>
         <w:t xml:space="preserve">1-Wire </w:t>
       </w:r>
-      <w:proofErr w:type="spellStart"/>
-      <w:r>
-        <w:rPr>
-          <w:b/>
-          <w:bCs/>
-        </w:rPr>
-        <w:t>jack</w:t>
-      </w:r>
-      <w:proofErr w:type="spellEnd"/>
-      <w:r>
-        <w:rPr>
-          <w:b/>
-          <w:bCs/>
-        </w:rPr>
-        <w:t xml:space="preserve"> </w:t>
-      </w:r>
-      <w:proofErr w:type="spellStart"/>
-      <w:r>
-        <w:rPr>
-          <w:b/>
-          <w:bCs/>
-        </w:rPr>
-        <w:t>plug</w:t>
-      </w:r>
-      <w:proofErr w:type="spellEnd"/>
+      <w:r>
+        <w:rPr>
+          <w:b/>
+          <w:bCs/>
+        </w:rPr>
+        <w:t>jack plug</w:t>
+      </w:r>
     </w:p>
     <w:bookmarkEnd w:id="0"/>
     <w:p>
@@ -619,11 +592,9 @@
             <w:tcW w:w="1701" w:type="dxa"/>
           </w:tcPr>
           <w:p>
-            <w:proofErr w:type="spellStart"/>
             <w:r>
               <w:t>shield</w:t>
             </w:r>
-            <w:proofErr w:type="spellEnd"/>
           </w:p>
         </w:tc>
         <w:tc>
@@ -641,11 +612,9 @@
             <w:tcW w:w="3544" w:type="dxa"/>
           </w:tcPr>
           <w:p>
-            <w:proofErr w:type="spellStart"/>
             <w:r>
               <w:t>red</w:t>
             </w:r>
-            <w:proofErr w:type="spellEnd"/>
           </w:p>
         </w:tc>
       </w:tr>
@@ -668,11 +637,9 @@
             <w:tcW w:w="1701" w:type="dxa"/>
           </w:tcPr>
           <w:p>
-            <w:proofErr w:type="spellStart"/>
             <w:r>
               <w:t>black</w:t>
             </w:r>
-            <w:proofErr w:type="spellEnd"/>
           </w:p>
         </w:tc>
         <w:tc>
@@ -690,11 +657,9 @@
             <w:tcW w:w="3544" w:type="dxa"/>
           </w:tcPr>
           <w:p>
-            <w:proofErr w:type="spellStart"/>
             <w:r>
               <w:t>green</w:t>
             </w:r>
-            <w:proofErr w:type="spellEnd"/>
           </w:p>
         </w:tc>
       </w:tr>
@@ -717,11 +682,9 @@
             <w:tcW w:w="1701" w:type="dxa"/>
           </w:tcPr>
           <w:p>
-            <w:proofErr w:type="spellStart"/>
             <w:r>
               <w:t>red</w:t>
             </w:r>
-            <w:proofErr w:type="spellEnd"/>
           </w:p>
         </w:tc>
         <w:tc>
@@ -764,11 +727,9 @@
             <w:tcW w:w="1701" w:type="dxa"/>
           </w:tcPr>
           <w:p>
-            <w:proofErr w:type="spellStart"/>
             <w:r>
               <w:t>white</w:t>
             </w:r>
-            <w:proofErr w:type="spellEnd"/>
           </w:p>
         </w:tc>
         <w:tc>
@@ -786,11 +747,9 @@
             <w:tcW w:w="3544" w:type="dxa"/>
           </w:tcPr>
           <w:p>
-            <w:proofErr w:type="spellStart"/>
             <w:r>
               <w:t>white</w:t>
             </w:r>
-            <w:proofErr w:type="spellEnd"/>
           </w:p>
         </w:tc>
       </w:tr>
@@ -813,11 +772,9 @@
             <w:tcW w:w="1701" w:type="dxa"/>
           </w:tcPr>
           <w:p>
-            <w:proofErr w:type="spellStart"/>
             <w:r>
               <w:t>green</w:t>
             </w:r>
-            <w:proofErr w:type="spellEnd"/>
           </w:p>
         </w:tc>
         <w:tc>
@@ -835,11 +792,9 @@
             <w:tcW w:w="3544" w:type="dxa"/>
           </w:tcPr>
           <w:p>
-            <w:proofErr w:type="spellStart"/>
             <w:r>
               <w:t>black</w:t>
             </w:r>
-            <w:proofErr w:type="spellEnd"/>
           </w:p>
         </w:tc>
       </w:tr>
@@ -1169,7 +1124,6 @@
             <w:tcW w:w="675" w:type="dxa"/>
           </w:tcPr>
           <w:p>
-            <w:proofErr w:type="spellStart"/>
             <w:r>
               <w:rPr>
                 <w:b/>
@@ -1177,7 +1131,6 @@
               </w:rPr>
               <w:t>PIn</w:t>
             </w:r>
-            <w:proofErr w:type="spellEnd"/>
           </w:p>
         </w:tc>
         <w:tc>
@@ -1252,11 +1205,9 @@
             <w:tcW w:w="1417" w:type="dxa"/>
           </w:tcPr>
           <w:p>
-            <w:proofErr w:type="spellStart"/>
             <w:r>
               <w:t>red</w:t>
             </w:r>
-            <w:proofErr w:type="spellEnd"/>
           </w:p>
         </w:tc>
         <w:tc>
@@ -1264,11 +1215,9 @@
             <w:tcW w:w="1418" w:type="dxa"/>
           </w:tcPr>
           <w:p>
-            <w:proofErr w:type="spellStart"/>
             <w:r>
               <w:t>red</w:t>
             </w:r>
-            <w:proofErr w:type="spellEnd"/>
           </w:p>
         </w:tc>
       </w:tr>
@@ -1307,11 +1256,9 @@
             <w:tcW w:w="1418" w:type="dxa"/>
           </w:tcPr>
           <w:p>
-            <w:proofErr w:type="spellStart"/>
             <w:r>
               <w:t>green</w:t>
             </w:r>
-            <w:proofErr w:type="spellEnd"/>
           </w:p>
         </w:tc>
       </w:tr>
@@ -1391,11 +1338,9 @@
             <w:tcW w:w="1418" w:type="dxa"/>
           </w:tcPr>
           <w:p>
-            <w:proofErr w:type="spellStart"/>
             <w:r>
               <w:t>white</w:t>
             </w:r>
-            <w:proofErr w:type="spellEnd"/>
           </w:p>
         </w:tc>
       </w:tr>
@@ -1428,11 +1373,9 @@
             <w:tcW w:w="1417" w:type="dxa"/>
           </w:tcPr>
           <w:p>
-            <w:proofErr w:type="spellStart"/>
             <w:r>
               <w:t>black</w:t>
             </w:r>
-            <w:proofErr w:type="spellEnd"/>
           </w:p>
         </w:tc>
         <w:tc>
@@ -1480,9 +1423,17 @@
           <w:noProof/>
         </w:rPr>
         <w:drawing>
-          <wp:inline distT="0" distB="0" distL="0" distR="0" wp14:anchorId="4E1B0566" wp14:editId="091003D9">
-            <wp:extent cx="2152950" cy="3705742"/>
+          <wp:anchor distT="0" distB="0" distL="114300" distR="114300" simplePos="0" relativeHeight="251663360" behindDoc="0" locked="0" layoutInCell="1" allowOverlap="1" wp14:anchorId="4E1B0566" wp14:editId="30B1E2DE">
+            <wp:simplePos x="1681480" y="2049780"/>
+            <wp:positionH relativeFrom="column">
+              <wp:align>left</wp:align>
+            </wp:positionH>
+            <wp:positionV relativeFrom="paragraph">
+              <wp:align>top</wp:align>
+            </wp:positionV>
+            <wp:extent cx="2152650" cy="3705225"/>
             <wp:effectExtent l="4762" t="0" r="4763" b="4762"/>
+            <wp:wrapSquare wrapText="bothSides"/>
             <wp:docPr id="2003989452" name="Grafik 1" descr="Ein Bild, das Elektrische Leitungen, Kabel, Elektronik, Stromversorgung enthält.&#10;&#10;KI-generierte Inhalte können fehlerhaft sein."/>
             <wp:cNvGraphicFramePr>
               <a:graphicFrameLocks xmlns:a="http://schemas.openxmlformats.org/drawingml/2006/main" noChangeAspect="1"/>
@@ -1495,7 +1446,13 @@
                     <pic:cNvPicPr/>
                   </pic:nvPicPr>
                   <pic:blipFill>
-                    <a:blip r:embed="rId12"/>
+                    <a:blip r:embed="rId12">
+                      <a:extLst>
+                        <a:ext uri="{28A0092B-C50C-407E-A947-70E740481C1C}">
+                          <a14:useLocalDpi xmlns:a14="http://schemas.microsoft.com/office/drawing/2010/main" val="0"/>
+                        </a:ext>
+                      </a:extLst>
+                    </a:blip>
                     <a:stretch>
                       <a:fillRect/>
                     </a:stretch>
@@ -1503,7 +1460,7 @@
                   <pic:spPr>
                     <a:xfrm rot="16200000">
                       <a:off x="0" y="0"/>
-                      <a:ext cx="2152950" cy="3705742"/>
+                      <a:ext cx="2152650" cy="3705225"/>
                     </a:xfrm>
                     <a:prstGeom prst="rect">
                       <a:avLst/>
@@ -1512,8 +1469,113 @@
                 </pic:pic>
               </a:graphicData>
             </a:graphic>
-          </wp:inline>
+          </wp:anchor>
         </w:drawing>
+      </w:r>
+    </w:p>
+    <w:p>
+      <w:pPr>
+        <w:tabs>
+          <w:tab w:val="left" w:pos="1050"/>
+        </w:tabs>
+        <w:rPr>
+          <w:b/>
+          <w:bCs/>
+        </w:rPr>
+      </w:pPr>
+    </w:p>
+    <w:p>
+      <w:pPr>
+        <w:tabs>
+          <w:tab w:val="left" w:pos="1050"/>
+        </w:tabs>
+        <w:rPr>
+          <w:b/>
+          <w:bCs/>
+        </w:rPr>
+      </w:pPr>
+      <w:r>
+        <w:rPr>
+          <w:b/>
+          <w:bCs/>
+        </w:rPr>
+        <w:t>lila</w:t>
+      </w:r>
+    </w:p>
+    <w:p>
+      <w:pPr>
+        <w:tabs>
+          <w:tab w:val="left" w:pos="1050"/>
+        </w:tabs>
+        <w:rPr>
+          <w:b/>
+          <w:bCs/>
+        </w:rPr>
+      </w:pPr>
+      <w:r>
+        <w:rPr>
+          <w:b/>
+          <w:bCs/>
+        </w:rPr>
+        <w:t>rot</w:t>
+      </w:r>
+    </w:p>
+    <w:p>
+      <w:pPr>
+        <w:tabs>
+          <w:tab w:val="left" w:pos="1050"/>
+        </w:tabs>
+        <w:rPr>
+          <w:b/>
+          <w:bCs/>
+        </w:rPr>
+      </w:pPr>
+      <w:r>
+        <w:rPr>
+          <w:b/>
+          <w:bCs/>
+        </w:rPr>
+        <w:t>schwarz</w:t>
+      </w:r>
+    </w:p>
+    <w:p>
+      <w:pPr>
+        <w:tabs>
+          <w:tab w:val="left" w:pos="1050"/>
+        </w:tabs>
+        <w:rPr>
+          <w:b/>
+          <w:bCs/>
+        </w:rPr>
+      </w:pPr>
+    </w:p>
+    <w:p>
+      <w:pPr>
+        <w:tabs>
+          <w:tab w:val="left" w:pos="1050"/>
+        </w:tabs>
+        <w:rPr>
+          <w:b/>
+          <w:bCs/>
+        </w:rPr>
+      </w:pPr>
+    </w:p>
+    <w:p>
+      <w:pPr>
+        <w:tabs>
+          <w:tab w:val="left" w:pos="1050"/>
+        </w:tabs>
+        <w:rPr>
+          <w:b/>
+          <w:bCs/>
+        </w:rPr>
+      </w:pPr>
+      <w:r>
+        <w:rPr>
+          <w:b/>
+          <w:bCs/>
+        </w:rPr>
+        <w:br w:type="textWrapping" w:clear="all"/>
       </w:r>
     </w:p>
     <w:p>
@@ -1782,20 +1844,8 @@
         <w:szCs w:val="28"/>
         <w:u w:val="single"/>
       </w:rPr>
-      <w:t xml:space="preserve">SAULink9 </w:t>
+      <w:t>SAULink9 Pinout</w:t>
     </w:r>
-    <w:proofErr w:type="spellStart"/>
-    <w:r>
-      <w:rPr>
-        <w:b/>
-        <w:bCs/>
-        <w:sz w:val="28"/>
-        <w:szCs w:val="28"/>
-        <w:u w:val="single"/>
-      </w:rPr>
-      <w:t>Pinout</w:t>
-    </w:r>
-    <w:proofErr w:type="spellEnd"/>
   </w:p>
 </w:hdr>
 </file>
